--- a/downloads/卷04 选型篇：模型架构演进、推理模型与选型决策.docx
+++ b/downloads/卷04 选型篇：模型架构演进、推理模型与选型决策.docx
@@ -2192,7 +2192,7 @@
               <w:fldChar w:fldCharType="separate"/>
             </w:r>
             <w:r>
-              <w:t>40</w:t>
+              <w:t>41</w:t>
             </w:r>
             <w:r>
               <w:fldChar w:fldCharType="end"/>
@@ -2300,7 +2300,7 @@
               <w:fldChar w:fldCharType="separate"/>
             </w:r>
             <w:r>
-              <w:t>46</w:t>
+              <w:t>47</w:t>
             </w:r>
             <w:r>
               <w:fldChar w:fldCharType="end"/>
@@ -2372,7 +2372,7 @@
               <w:fldChar w:fldCharType="separate"/>
             </w:r>
             <w:r>
-              <w:t>47</w:t>
+              <w:t>48</w:t>
             </w:r>
             <w:r>
               <w:fldChar w:fldCharType="end"/>
@@ -2479,7 +2479,7 @@
               <w:fldChar w:fldCharType="separate"/>
             </w:r>
             <w:r>
-              <w:t>48</w:t>
+              <w:t>49</w:t>
             </w:r>
             <w:r>
               <w:fldChar w:fldCharType="end"/>
@@ -2622,7 +2622,7 @@
               <w:fldChar w:fldCharType="separate"/>
             </w:r>
             <w:r>
-              <w:t>53</w:t>
+              <w:t>54</w:t>
             </w:r>
             <w:r>
               <w:fldChar w:fldCharType="end"/>
@@ -2692,7 +2692,7 @@
               <w:fldChar w:fldCharType="separate"/>
             </w:r>
             <w:r>
-              <w:t>54</w:t>
+              <w:t>55</w:t>
             </w:r>
             <w:r>
               <w:fldChar w:fldCharType="end"/>
@@ -14342,6 +14342,87 @@
     </w:p>
     <w:p>
       <w:pPr>
+        <w:spacing w:line="312"/>
+        <w:ind w:firstLine="480"/>
+        <w:jc w:val="both"/>
+      </w:pPr>
+      <w:r>
+        <w:rPr>
+          <w:rFonts w:ascii="Calibri" w:eastAsia="Microsoft YaHei"/>
+          <w:color w:val="1A2B33"/>
+          <w:sz w:val="24"/>
+          <w:szCs w:val="24"/>
+        </w:rPr>
+        <w:t xml:space="preserve">图6-2 给这个数学直觉一张「地图与便签」的比喻图。全参数微调等于重画整张地图——几十亿块拼图每块都要动；LoRA 则承认一个实验事实：微调真正想做的改动，信息量远小于整张地图，一张「便签」（两个细长矩阵 A、B 相乘）就能表达。训练时只学便签，推理时把便签贴回地图（W + A×B），效果几乎等价，成本却低了两个数量级。</w:t>
+      </w:r>
+    </w:p>
+    <w:p>
+      <w:pPr>
+        <w:keepNext/>
+        <w:spacing w:after="40" w:before="160"/>
+        <w:jc w:val="center"/>
+      </w:pPr>
+      <w:r>
+        <w:drawing>
+          <wp:inline distT="0" distB="0" distL="0" distR="0">
+            <wp:extent cx="5486400" cy="3295650"/>
+            <wp:effectExtent t="0" r="0" b="0" l="0"/>
+            <wp:docPr id="1" name="" descr="" title=""/>
+            <wp:cNvGraphicFramePr>
+              <a:graphicFrameLocks xmlns:a="http://schemas.openxmlformats.org/drawingml/2006/main" noChangeAspect="1"/>
+            </wp:cNvGraphicFramePr>
+            <a:graphic xmlns:a="http://schemas.openxmlformats.org/drawingml/2006/main">
+              <a:graphicData uri="http://schemas.openxmlformats.org/drawingml/2006/picture">
+                <pic:pic xmlns:pic="http://schemas.openxmlformats.org/drawingml/2006/picture">
+                  <pic:nvPicPr>
+                    <pic:cNvPr id="0" name="" descr=""/>
+                    <pic:cNvPicPr>
+                      <a:picLocks noChangeAspect="1" noChangeArrowheads="1"/>
+                    </pic:cNvPicPr>
+                  </pic:nvPicPr>
+                  <pic:blipFill>
+                    <a:blip r:embed="rId19" cstate="none"/>
+                    <a:srcRect/>
+                    <a:stretch>
+                      <a:fillRect/>
+                    </a:stretch>
+                  </pic:blipFill>
+                  <pic:spPr bwMode="auto">
+                    <a:xfrm>
+                      <a:off x="0" y="0"/>
+                      <a:ext cx="5486400" cy="3295650"/>
+                    </a:xfrm>
+                    <a:prstGeom prst="rect">
+                      <a:avLst/>
+                    </a:prstGeom>
+                  </pic:spPr>
+                </pic:pic>
+              </a:graphicData>
+            </a:graphic>
+          </wp:inline>
+        </w:drawing>
+      </w:r>
+    </w:p>
+    <w:p>
+      <w:pPr>
+        <w:keepNext w:val="false"/>
+        <w:spacing w:after="200" w:before="60" w:line="312"/>
+        <w:jc w:val="center"/>
+      </w:pPr>
+      <w:r>
+        <w:rPr>
+          <w:rFonts w:ascii="Calibri" w:eastAsia="Microsoft YaHei"/>
+          <w:b/>
+          <w:bCs/>
+          <w:color w:val="5A6B76"/>
+          <w:sz w:val="21"/>
+          <w:szCs w:val="21"/>
+        </w:rPr>
+        <w:t xml:space="preserve">图6-2 LoRA 的地图与便签比喻：冻结原权重 W，只训练低秩矩阵 A×B 作为「改动层」</w:t>
+      </w:r>
+    </w:p>
+    <w:p>
+      <w:pPr>
         <w:keepNext/>
         <w:spacing w:after="60" w:before="200" w:line="312"/>
         <w:jc w:val="center"/>
@@ -17664,7 +17745,7 @@
                     </pic:cNvPicPr>
                   </pic:nvPicPr>
                   <pic:blipFill>
-                    <a:blip r:embed="rId19" cstate="none"/>
+                    <a:blip r:embed="rId20" cstate="none"/>
                     <a:srcRect/>
                     <a:stretch>
                       <a:fillRect/>

--- a/downloads/卷04 选型篇：模型架构演进、推理模型与选型决策.docx
+++ b/downloads/卷04 选型篇：模型架构演进、推理模型与选型决策.docx
@@ -2642,7 +2642,7 @@
               <w:rPr>
                 <w:rStyle w:val="Hyperlink"/>
               </w:rPr>
-              <w:t>思考与练习</w:t>
+              <w:t>本卷实战实验室</w:t>
             </w:r>
             <w:r>
               <w:tab/>
@@ -2658,6 +2658,78 @@
             </w:r>
             <w:r>
               <w:t>54</w:t>
+            </w:r>
+            <w:r>
+              <w:fldChar w:fldCharType="end"/>
+            </w:r>
+          </w:hyperlink>
+        </w:p>
+        <w:p>
+          <w:pPr>
+            <w:pStyle w:val="11"/>
+            <w:ind w:left="360"/>
+            <w:tabs>
+              <w:tab w:val="right" w:leader="dot" w:pos="9026"/>
+            </w:tabs>
+            <w:spacing w:before="120" w:after="60"/>
+          </w:pPr>
+          <w:hyperlink w:anchor="_Toc100060" w:history="1">
+            <w:r>
+              <w:rPr>
+                <w:rStyle w:val="Hyperlink"/>
+              </w:rPr>
+              <w:t>实验 1：20 题评估集 + 两模型评分卡（60 分钟）</w:t>
+            </w:r>
+            <w:r>
+              <w:tab/>
+            </w:r>
+            <w:r>
+              <w:fldChar w:fldCharType="begin"/>
+            </w:r>
+            <w:r>
+              <w:instrText xml:space="preserve"> PAGEREF _Toc100060 \h </w:instrText>
+            </w:r>
+            <w:r>
+              <w:fldChar w:fldCharType="separate"/>
+            </w:r>
+            <w:r>
+              <w:t>54</w:t>
+            </w:r>
+            <w:r>
+              <w:fldChar w:fldCharType="end"/>
+            </w:r>
+          </w:hyperlink>
+        </w:p>
+        <w:p>
+          <w:pPr>
+            <w:pStyle w:val="11"/>
+            <w:ind w:left="360"/>
+            <w:tabs>
+              <w:tab w:val="right" w:leader="dot" w:pos="9026"/>
+            </w:tabs>
+            <w:spacing w:before="120" w:after="60"/>
+          </w:pPr>
+          <w:hyperlink w:anchor="_Toc100061" w:history="1">
+            <w:r>
+              <w:rPr>
+                <w:rStyle w:val="Hyperlink"/>
+              </w:rPr>
+              <w:t>实验 2：推理模型值不值（30 分钟）</w:t>
+            </w:r>
+            <w:r>
+              <w:tab/>
+            </w:r>
+            <w:r>
+              <w:fldChar w:fldCharType="begin"/>
+            </w:r>
+            <w:r>
+              <w:instrText xml:space="preserve"> PAGEREF _Toc100061 \h </w:instrText>
+            </w:r>
+            <w:r>
+              <w:fldChar w:fldCharType="separate"/>
+            </w:r>
+            <w:r>
+              <w:t>57</w:t>
             </w:r>
             <w:r>
               <w:fldChar w:fldCharType="end"/>
@@ -2672,11 +2744,441 @@
             </w:tabs>
             <w:spacing w:before="120" w:after="60"/>
           </w:pPr>
-          <w:hyperlink w:anchor="_Toc100060" w:history="1">
+          <w:hyperlink w:anchor="_Toc100062" w:history="1">
             <w:r>
               <w:rPr>
                 <w:rStyle w:val="Hyperlink"/>
               </w:rPr>
+              <w:t>思考与练习</w:t>
+            </w:r>
+            <w:r>
+              <w:tab/>
+            </w:r>
+            <w:r>
+              <w:fldChar w:fldCharType="begin"/>
+            </w:r>
+            <w:r>
+              <w:instrText xml:space="preserve"> PAGEREF _Toc100062 \h </w:instrText>
+            </w:r>
+            <w:r>
+              <w:fldChar w:fldCharType="separate"/>
+            </w:r>
+            <w:r>
+              <w:t>57</w:t>
+            </w:r>
+            <w:r>
+              <w:fldChar w:fldCharType="end"/>
+            </w:r>
+          </w:hyperlink>
+        </w:p>
+        <w:p>
+          <w:pPr>
+            <w:pStyle w:val="9"/>
+            <w:tabs>
+              <w:tab w:val="right" w:leader="dot" w:pos="9026"/>
+            </w:tabs>
+            <w:spacing w:before="120" w:after="60"/>
+          </w:pPr>
+          <w:hyperlink w:anchor="_Toc100063" w:history="1">
+            <w:r>
+              <w:rPr>
+                <w:rStyle w:val="Hyperlink"/>
+              </w:rPr>
+              <w:t>面试题精选（附参考答案）</w:t>
+            </w:r>
+            <w:r>
+              <w:tab/>
+            </w:r>
+            <w:r>
+              <w:fldChar w:fldCharType="begin"/>
+            </w:r>
+            <w:r>
+              <w:instrText xml:space="preserve"> PAGEREF _Toc100063 \h </w:instrText>
+            </w:r>
+            <w:r>
+              <w:fldChar w:fldCharType="separate"/>
+            </w:r>
+            <w:r>
+              <w:t>58</w:t>
+            </w:r>
+            <w:r>
+              <w:fldChar w:fldCharType="end"/>
+            </w:r>
+          </w:hyperlink>
+        </w:p>
+        <w:p>
+          <w:pPr>
+            <w:pStyle w:val="11"/>
+            <w:ind w:left="360"/>
+            <w:tabs>
+              <w:tab w:val="right" w:leader="dot" w:pos="9026"/>
+            </w:tabs>
+            <w:spacing w:before="120" w:after="60"/>
+          </w:pPr>
+          <w:hyperlink w:anchor="_Toc100064" w:history="1">
+            <w:r>
+              <w:rPr>
+                <w:rStyle w:val="Hyperlink"/>
+              </w:rPr>
+              <w:t>题1　什么是 MoE 架构？它解决了稠密模型的什么核心问题？</w:t>
+            </w:r>
+            <w:r>
+              <w:tab/>
+            </w:r>
+            <w:r>
+              <w:fldChar w:fldCharType="begin"/>
+            </w:r>
+            <w:r>
+              <w:instrText xml:space="preserve"> PAGEREF _Toc100064 \h </w:instrText>
+            </w:r>
+            <w:r>
+              <w:fldChar w:fldCharType="separate"/>
+            </w:r>
+            <w:r>
+              <w:t>58</w:t>
+            </w:r>
+            <w:r>
+              <w:fldChar w:fldCharType="end"/>
+            </w:r>
+          </w:hyperlink>
+        </w:p>
+        <w:p>
+          <w:pPr>
+            <w:pStyle w:val="11"/>
+            <w:ind w:left="360"/>
+            <w:tabs>
+              <w:tab w:val="right" w:leader="dot" w:pos="9026"/>
+            </w:tabs>
+            <w:spacing w:before="120" w:after="60"/>
+          </w:pPr>
+          <w:hyperlink w:anchor="_Toc100065" w:history="1">
+            <w:r>
+              <w:rPr>
+                <w:rStyle w:val="Hyperlink"/>
+              </w:rPr>
+              <w:t>题2　MoE 的路由机制是如何工作的？Top-K 的 K 值如何选择？</w:t>
+            </w:r>
+            <w:r>
+              <w:tab/>
+            </w:r>
+            <w:r>
+              <w:fldChar w:fldCharType="begin"/>
+            </w:r>
+            <w:r>
+              <w:instrText xml:space="preserve"> PAGEREF _Toc100065 \h </w:instrText>
+            </w:r>
+            <w:r>
+              <w:fldChar w:fldCharType="separate"/>
+            </w:r>
+            <w:r>
+              <w:t>58</w:t>
+            </w:r>
+            <w:r>
+              <w:fldChar w:fldCharType="end"/>
+            </w:r>
+          </w:hyperlink>
+        </w:p>
+        <w:p>
+          <w:pPr>
+            <w:pStyle w:val="11"/>
+            <w:ind w:left="360"/>
+            <w:tabs>
+              <w:tab w:val="right" w:leader="dot" w:pos="9026"/>
+            </w:tabs>
+            <w:spacing w:before="120" w:after="60"/>
+          </w:pPr>
+          <w:hyperlink w:anchor="_Toc100066" w:history="1">
+            <w:r>
+              <w:rPr>
+                <w:rStyle w:val="Hyperlink"/>
+              </w:rPr>
+              <w:t>题3　什么是路由坍塌？负载均衡损失是如何解决的？</w:t>
+            </w:r>
+            <w:r>
+              <w:tab/>
+            </w:r>
+            <w:r>
+              <w:fldChar w:fldCharType="begin"/>
+            </w:r>
+            <w:r>
+              <w:instrText xml:space="preserve"> PAGEREF _Toc100066 \h </w:instrText>
+            </w:r>
+            <w:r>
+              <w:fldChar w:fldCharType="separate"/>
+            </w:r>
+            <w:r>
+              <w:t>59</w:t>
+            </w:r>
+            <w:r>
+              <w:fldChar w:fldCharType="end"/>
+            </w:r>
+          </w:hyperlink>
+        </w:p>
+        <w:p>
+          <w:pPr>
+            <w:pStyle w:val="11"/>
+            <w:ind w:left="360"/>
+            <w:tabs>
+              <w:tab w:val="right" w:leader="dot" w:pos="9026"/>
+            </w:tabs>
+            <w:spacing w:before="120" w:after="60"/>
+          </w:pPr>
+          <w:hyperlink w:anchor="_Toc100067" w:history="1">
+            <w:r>
+              <w:rPr>
+                <w:rStyle w:val="Hyperlink"/>
+              </w:rPr>
+              <w:t>题4　MoE 稀疏激活有哪些工程挑战？为何"便宜但不省显存"？</w:t>
+            </w:r>
+            <w:r>
+              <w:tab/>
+            </w:r>
+            <w:r>
+              <w:fldChar w:fldCharType="begin"/>
+            </w:r>
+            <w:r>
+              <w:instrText xml:space="preserve"> PAGEREF _Toc100067 \h </w:instrText>
+            </w:r>
+            <w:r>
+              <w:fldChar w:fldCharType="separate"/>
+            </w:r>
+            <w:r>
+              <w:t>59</w:t>
+            </w:r>
+            <w:r>
+              <w:fldChar w:fldCharType="end"/>
+            </w:r>
+          </w:hyperlink>
+        </w:p>
+        <w:p>
+          <w:pPr>
+            <w:pStyle w:val="11"/>
+            <w:ind w:left="360"/>
+            <w:tabs>
+              <w:tab w:val="right" w:leader="dot" w:pos="9026"/>
+            </w:tabs>
+            <w:spacing w:before="120" w:after="60"/>
+          </w:pPr>
+          <w:hyperlink w:anchor="_Toc100068" w:history="1">
+            <w:r>
+              <w:rPr>
+                <w:rStyle w:val="Hyperlink"/>
+              </w:rPr>
+              <w:t>题5　什么是推理模型？它与传统 LLM 在训练上有何本质区别？</w:t>
+            </w:r>
+            <w:r>
+              <w:tab/>
+            </w:r>
+            <w:r>
+              <w:fldChar w:fldCharType="begin"/>
+            </w:r>
+            <w:r>
+              <w:instrText xml:space="preserve"> PAGEREF _Toc100068 \h </w:instrText>
+            </w:r>
+            <w:r>
+              <w:fldChar w:fldCharType="separate"/>
+            </w:r>
+            <w:r>
+              <w:t>60</w:t>
+            </w:r>
+            <w:r>
+              <w:fldChar w:fldCharType="end"/>
+            </w:r>
+          </w:hyperlink>
+        </w:p>
+        <w:p>
+          <w:pPr>
+            <w:pStyle w:val="11"/>
+            <w:ind w:left="360"/>
+            <w:tabs>
+              <w:tab w:val="right" w:leader="dot" w:pos="9026"/>
+            </w:tabs>
+            <w:spacing w:before="120" w:after="60"/>
+          </w:pPr>
+          <w:hyperlink w:anchor="_Toc100069" w:history="1">
+            <w:r>
+              <w:rPr>
+                <w:rStyle w:val="Hyperlink"/>
+              </w:rPr>
+              <w:t>题6　GRPO 与 PPO 有何核心差异？GRPO 的优势是什么？</w:t>
+            </w:r>
+            <w:r>
+              <w:tab/>
+            </w:r>
+            <w:r>
+              <w:fldChar w:fldCharType="begin"/>
+            </w:r>
+            <w:r>
+              <w:instrText xml:space="preserve"> PAGEREF _Toc100069 \h </w:instrText>
+            </w:r>
+            <w:r>
+              <w:fldChar w:fldCharType="separate"/>
+            </w:r>
+            <w:r>
+              <w:t>60</w:t>
+            </w:r>
+            <w:r>
+              <w:fldChar w:fldCharType="end"/>
+            </w:r>
+          </w:hyperlink>
+        </w:p>
+        <w:p>
+          <w:pPr>
+            <w:pStyle w:val="11"/>
+            <w:ind w:left="360"/>
+            <w:tabs>
+              <w:tab w:val="right" w:leader="dot" w:pos="9026"/>
+            </w:tabs>
+            <w:spacing w:before="120" w:after="60"/>
+          </w:pPr>
+          <w:hyperlink w:anchor="_Toc100070" w:history="1">
+            <w:r>
+              <w:rPr>
+                <w:rStyle w:val="Hyperlink"/>
+              </w:rPr>
+              <w:t>题7　推理模型适合哪些任务？什么情况下不应该使用？</w:t>
+            </w:r>
+            <w:r>
+              <w:tab/>
+            </w:r>
+            <w:r>
+              <w:fldChar w:fldCharType="begin"/>
+            </w:r>
+            <w:r>
+              <w:instrText xml:space="preserve"> PAGEREF _Toc100070 \h </w:instrText>
+            </w:r>
+            <w:r>
+              <w:fldChar w:fldCharType="separate"/>
+            </w:r>
+            <w:r>
+              <w:t>60</w:t>
+            </w:r>
+            <w:r>
+              <w:fldChar w:fldCharType="end"/>
+            </w:r>
+          </w:hyperlink>
+        </w:p>
+        <w:p>
+          <w:pPr>
+            <w:pStyle w:val="11"/>
+            <w:ind w:left="360"/>
+            <w:tabs>
+              <w:tab w:val="right" w:leader="dot" w:pos="9026"/>
+            </w:tabs>
+            <w:spacing w:before="120" w:after="60"/>
+          </w:pPr>
+          <w:hyperlink w:anchor="_Toc100071" w:history="1">
+            <w:r>
+              <w:rPr>
+                <w:rStyle w:val="Hyperlink"/>
+              </w:rPr>
+              <w:t>题8　什么是思考预算？reasoning_effort 三档如何取舍？</w:t>
+            </w:r>
+            <w:r>
+              <w:tab/>
+            </w:r>
+            <w:r>
+              <w:fldChar w:fldCharType="begin"/>
+            </w:r>
+            <w:r>
+              <w:instrText xml:space="preserve"> PAGEREF _Toc100071 \h </w:instrText>
+            </w:r>
+            <w:r>
+              <w:fldChar w:fldCharType="separate"/>
+            </w:r>
+            <w:r>
+              <w:t>60</w:t>
+            </w:r>
+            <w:r>
+              <w:fldChar w:fldCharType="end"/>
+            </w:r>
+          </w:hyperlink>
+        </w:p>
+        <w:p>
+          <w:pPr>
+            <w:pStyle w:val="11"/>
+            <w:ind w:left="360"/>
+            <w:tabs>
+              <w:tab w:val="right" w:leader="dot" w:pos="9026"/>
+            </w:tabs>
+            <w:spacing w:before="120" w:after="60"/>
+          </w:pPr>
+          <w:hyperlink w:anchor="_Toc100072" w:history="1">
+            <w:r>
+              <w:rPr>
+                <w:rStyle w:val="Hyperlink"/>
+              </w:rPr>
+              <w:t>题9　什么是大海捞针测试？工程上如何用好长上下文？</w:t>
+            </w:r>
+            <w:r>
+              <w:tab/>
+            </w:r>
+            <w:r>
+              <w:fldChar w:fldCharType="begin"/>
+            </w:r>
+            <w:r>
+              <w:instrText xml:space="preserve"> PAGEREF _Toc100072 \h </w:instrText>
+            </w:r>
+            <w:r>
+              <w:fldChar w:fldCharType="separate"/>
+            </w:r>
+            <w:r>
+              <w:t>61</w:t>
+            </w:r>
+            <w:r>
+              <w:fldChar w:fldCharType="end"/>
+            </w:r>
+          </w:hyperlink>
+        </w:p>
+        <w:p>
+          <w:pPr>
+            <w:pStyle w:val="11"/>
+            <w:ind w:left="360"/>
+            <w:tabs>
+              <w:tab w:val="right" w:leader="dot" w:pos="9026"/>
+            </w:tabs>
+            <w:spacing w:before="120" w:after="60"/>
+          </w:pPr>
+          <w:hyperlink w:anchor="_Toc100073" w:history="1">
+            <w:r>
+              <w:rPr>
+                <w:rStyle w:val="Hyperlink"/>
+              </w:rPr>
+              <w:t>题10　Agent 选型决策框架分哪四步？如何让结论可复现？</w:t>
+            </w:r>
+            <w:r>
+              <w:tab/>
+            </w:r>
+            <w:r>
+              <w:fldChar w:fldCharType="begin"/>
+            </w:r>
+            <w:r>
+              <w:instrText xml:space="preserve"> PAGEREF _Toc100073 \h </w:instrText>
+            </w:r>
+            <w:r>
+              <w:fldChar w:fldCharType="separate"/>
+            </w:r>
+            <w:r>
+              <w:t>61</w:t>
+            </w:r>
+            <w:r>
+              <w:fldChar w:fldCharType="end"/>
+            </w:r>
+          </w:hyperlink>
+        </w:p>
+        <w:p>
+          <w:pPr>
+            <w:pStyle w:val="9"/>
+            <w:tabs>
+              <w:tab w:val="right" w:leader="dot" w:pos="9026"/>
+            </w:tabs>
+            <w:spacing w:before="120" w:after="60"/>
+          </w:pPr>
+          <w:hyperlink w:anchor="_Toc100074" w:history="1">
+            <w:r>
+              <w:rPr>
+                <w:rStyle w:val="Hyperlink"/>
+              </w:rPr>
               <w:t>下一卷预告</w:t>
             </w:r>
             <w:r>
@@ -2686,13 +3188,13 @@
               <w:fldChar w:fldCharType="begin"/>
             </w:r>
             <w:r>
-              <w:instrText xml:space="preserve"> PAGEREF _Toc100060 \h </w:instrText>
+              <w:instrText xml:space="preserve"> PAGEREF _Toc100074 \h </w:instrText>
             </w:r>
             <w:r>
               <w:fldChar w:fldCharType="separate"/>
             </w:r>
             <w:r>
-              <w:t>55</w:t>
+              <w:t>61</w:t>
             </w:r>
             <w:r>
               <w:fldChar w:fldCharType="end"/>
@@ -19219,9 +19721,522 @@
           <w:sz w:val="32"/>
           <w:szCs w:val="32"/>
         </w:rPr>
+        <w:t xml:space="preserve">本卷实战实验室</w:t>
+      </w:r>
+      <w:bookmarkEnd w:id="100059"/>
+    </w:p>
+    <w:p>
+      <w:pPr>
+        <w:spacing w:line="312"/>
+        <w:ind w:firstLine="480"/>
+        <w:jc w:val="both"/>
+      </w:pPr>
+      <w:r>
+        <w:rPr>
+          <w:rFonts w:ascii="Calibri" w:eastAsia="Microsoft YaHei"/>
+          <w:color w:val="1A2B33"/>
+          <w:sz w:val="24"/>
+          <w:szCs w:val="24"/>
+        </w:rPr>
+        <w:t xml:space="preserve">本卷实验把"选型"从感觉变成数据：建一份 20 题评估集，给两个候选模型打出三维评分卡。总耗时约 90 分钟（含跑分）；需要一个 OpenAI 兼容 API。</w:t>
+      </w:r>
+    </w:p>
+    <w:p>
+      <w:pPr>
+        <w:pStyle w:val="Heading2"/>
+        <w:keepNext/>
+        <w:spacing w:after="140" w:before="280" w:line="360" w:lineRule="atLeast"/>
+      </w:pPr>
+      <w:bookmarkStart w:id="100060" w:name="_Toc100060"/>
+      <w:r>
+        <w:rPr>
+          <w:rFonts w:ascii="Calibri" w:eastAsia="SimHei"/>
+          <w:b/>
+          <w:bCs/>
+          <w:color w:val="1B4A5C"/>
+          <w:sz w:val="28"/>
+          <w:szCs w:val="28"/>
+        </w:rPr>
+        <w:t xml:space="preserve">实验 1：20 题评估集 + 两模型评分卡（60 分钟）</w:t>
+      </w:r>
+      <w:bookmarkEnd w:id="100060"/>
+    </w:p>
+    <w:p>
+      <w:pPr>
+        <w:spacing w:line="312"/>
+        <w:ind w:firstLine="480"/>
+        <w:jc w:val="both"/>
+      </w:pPr>
+      <w:r>
+        <w:rPr>
+          <w:rFonts w:ascii="Calibri" w:eastAsia="Microsoft YaHei"/>
+          <w:color w:val="1A2B33"/>
+          <w:sz w:val="24"/>
+          <w:szCs w:val="24"/>
+        </w:rPr>
+        <w:t xml:space="preserve">步骤：① 从你的业务或兴趣领域写 20 个真实问题——5 道带编号/型号、5 道开放推理、5 道常识、5 道应拒答；② 用下面的代码对两个模型各跑一遍；③ 按卷04 §5.7 的评分卡填出质量/成本/延迟三维分数。</w:t>
+      </w:r>
+    </w:p>
+    <w:p>
+      <w:pPr>
+        <w:pBdr>
+          <w:left w:val="single" w:color="8FA6AD" w:sz="10" w:space="8"/>
+        </w:pBdr>
+        <w:shd w:fill="F4F6F7" w:val="clear"/>
+        <w:spacing w:after="0" w:before="0" w:line="276" w:lineRule="atLeast"/>
+        <w:ind w:left="240"/>
+        <w:jc w:val="left"/>
+      </w:pPr>
+      <w:r>
+        <w:rPr>
+          <w:rFonts w:ascii="Courier New" w:cs="Courier New" w:eastAsia="Microsoft YaHei" w:hAnsi="Courier New"/>
+          <w:color w:val="24343C"/>
+          <w:sz w:val="18"/>
+          <w:szCs w:val="18"/>
+        </w:rPr>
+        <w:t xml:space="preserve">from openai import OpenAI</w:t>
+      </w:r>
+    </w:p>
+    <w:p>
+      <w:pPr>
+        <w:pBdr>
+          <w:left w:val="single" w:color="8FA6AD" w:sz="10" w:space="8"/>
+        </w:pBdr>
+        <w:shd w:fill="F4F6F7" w:val="clear"/>
+        <w:spacing w:after="0" w:before="0" w:line="276" w:lineRule="atLeast"/>
+        <w:ind w:left="240"/>
+        <w:jc w:val="left"/>
+      </w:pPr>
+      <w:r>
+        <w:rPr>
+          <w:rFonts w:ascii="Courier New" w:cs="Courier New" w:eastAsia="Microsoft YaHei" w:hAnsi="Courier New"/>
+          <w:color w:val="24343C"/>
+          <w:sz w:val="18"/>
+          <w:szCs w:val="18"/>
+        </w:rPr>
+        <w:t xml:space="preserve">import time, json</w:t>
+      </w:r>
+    </w:p>
+    <w:p>
+      <w:pPr>
+        <w:pBdr>
+          <w:left w:val="single" w:color="8FA6AD" w:sz="10" w:space="8"/>
+        </w:pBdr>
+        <w:shd w:fill="F4F6F7" w:val="clear"/>
+        <w:spacing w:after="0" w:before="0" w:line="276" w:lineRule="atLeast"/>
+        <w:ind w:left="240"/>
+        <w:jc w:val="left"/>
+      </w:pPr>
+      <w:r>
+        <w:rPr>
+          <w:rFonts w:ascii="Courier New" w:cs="Courier New" w:eastAsia="Microsoft YaHei" w:hAnsi="Courier New"/>
+          <w:color w:val="24343C"/>
+          <w:sz w:val="18"/>
+          <w:szCs w:val="18"/>
+        </w:rPr>
+        <w:t xml:space="preserve">client = OpenAI()</w:t>
+      </w:r>
+    </w:p>
+    <w:p>
+      <w:pPr>
+        <w:pBdr>
+          <w:left w:val="single" w:color="8FA6AD" w:sz="10" w:space="8"/>
+        </w:pBdr>
+        <w:shd w:fill="F4F6F7" w:val="clear"/>
+        <w:spacing w:after="0" w:before="0" w:line="276" w:lineRule="atLeast"/>
+        <w:ind w:left="240"/>
+        <w:jc w:val="left"/>
+      </w:pPr>
+      <w:r>
+        <w:rPr>
+          <w:rFonts w:ascii="Courier New" w:cs="Courier New" w:eastAsia="Microsoft YaHei" w:hAnsi="Courier New"/>
+          <w:color w:val="24343C"/>
+          <w:sz w:val="18"/>
+          <w:szCs w:val="18"/>
+        </w:rPr>
+        <w:t xml:space="preserve">cases = json.load(open("eval20.json"))   # [{"q":..., "must_contain":[...]}]</w:t>
+      </w:r>
+    </w:p>
+    <w:p>
+      <w:pPr>
+        <w:pBdr>
+          <w:left w:val="single" w:color="8FA6AD" w:sz="10" w:space="8"/>
+        </w:pBdr>
+        <w:shd w:fill="F4F6F7" w:val="clear"/>
+        <w:spacing w:after="0" w:before="0" w:line="276" w:lineRule="atLeast"/>
+        <w:ind w:left="240"/>
+        <w:jc w:val="left"/>
+      </w:pPr>
+      <w:r>
+        <w:rPr>
+          <w:rFonts w:ascii="Courier New" w:cs="Courier New" w:eastAsia="Microsoft YaHei" w:hAnsi="Courier New"/>
+          <w:color w:val="24343C"/>
+          <w:sz w:val="18"/>
+          <w:szCs w:val="18"/>
+        </w:rPr>
+        <w:t xml:space="preserve"> </w:t>
+      </w:r>
+    </w:p>
+    <w:p>
+      <w:pPr>
+        <w:pBdr>
+          <w:left w:val="single" w:color="8FA6AD" w:sz="10" w:space="8"/>
+        </w:pBdr>
+        <w:shd w:fill="F4F6F7" w:val="clear"/>
+        <w:spacing w:after="0" w:before="0" w:line="276" w:lineRule="atLeast"/>
+        <w:ind w:left="240"/>
+        <w:jc w:val="left"/>
+      </w:pPr>
+      <w:r>
+        <w:rPr>
+          <w:rFonts w:ascii="Courier New" w:cs="Courier New" w:eastAsia="Microsoft YaHei" w:hAnsi="Courier New"/>
+          <w:color w:val="24343C"/>
+          <w:sz w:val="18"/>
+          <w:szCs w:val="18"/>
+        </w:rPr>
+        <w:t xml:space="preserve">def run(model):</w:t>
+      </w:r>
+    </w:p>
+    <w:p>
+      <w:pPr>
+        <w:pBdr>
+          <w:left w:val="single" w:color="8FA6AD" w:sz="10" w:space="8"/>
+        </w:pBdr>
+        <w:shd w:fill="F4F6F7" w:val="clear"/>
+        <w:spacing w:after="0" w:before="0" w:line="276" w:lineRule="atLeast"/>
+        <w:ind w:left="240"/>
+        <w:jc w:val="left"/>
+      </w:pPr>
+      <w:r>
+        <w:rPr>
+          <w:rFonts w:ascii="Courier New" w:cs="Courier New" w:eastAsia="Microsoft YaHei" w:hAnsi="Courier New"/>
+          <w:color w:val="24343C"/>
+          <w:sz w:val="18"/>
+          <w:szCs w:val="18"/>
+        </w:rPr>
+        <w:t xml:space="preserve">    rec = []</w:t>
+      </w:r>
+    </w:p>
+    <w:p>
+      <w:pPr>
+        <w:pBdr>
+          <w:left w:val="single" w:color="8FA6AD" w:sz="10" w:space="8"/>
+        </w:pBdr>
+        <w:shd w:fill="F4F6F7" w:val="clear"/>
+        <w:spacing w:after="0" w:before="0" w:line="276" w:lineRule="atLeast"/>
+        <w:ind w:left="240"/>
+        <w:jc w:val="left"/>
+      </w:pPr>
+      <w:r>
+        <w:rPr>
+          <w:rFonts w:ascii="Courier New" w:cs="Courier New" w:eastAsia="Microsoft YaHei" w:hAnsi="Courier New"/>
+          <w:color w:val="24343C"/>
+          <w:sz w:val="18"/>
+          <w:szCs w:val="18"/>
+        </w:rPr>
+        <w:t xml:space="preserve">    for c in cases:</w:t>
+      </w:r>
+    </w:p>
+    <w:p>
+      <w:pPr>
+        <w:pBdr>
+          <w:left w:val="single" w:color="8FA6AD" w:sz="10" w:space="8"/>
+        </w:pBdr>
+        <w:shd w:fill="F4F6F7" w:val="clear"/>
+        <w:spacing w:after="0" w:before="0" w:line="276" w:lineRule="atLeast"/>
+        <w:ind w:left="240"/>
+        <w:jc w:val="left"/>
+      </w:pPr>
+      <w:r>
+        <w:rPr>
+          <w:rFonts w:ascii="Courier New" w:cs="Courier New" w:eastAsia="Microsoft YaHei" w:hAnsi="Courier New"/>
+          <w:color w:val="24343C"/>
+          <w:sz w:val="18"/>
+          <w:szCs w:val="18"/>
+        </w:rPr>
+        <w:t xml:space="preserve">        t0 = time.time()</w:t>
+      </w:r>
+    </w:p>
+    <w:p>
+      <w:pPr>
+        <w:pBdr>
+          <w:left w:val="single" w:color="8FA6AD" w:sz="10" w:space="8"/>
+        </w:pBdr>
+        <w:shd w:fill="F4F6F7" w:val="clear"/>
+        <w:spacing w:after="0" w:before="0" w:line="276" w:lineRule="atLeast"/>
+        <w:ind w:left="240"/>
+        <w:jc w:val="left"/>
+      </w:pPr>
+      <w:r>
+        <w:rPr>
+          <w:rFonts w:ascii="Courier New" w:cs="Courier New" w:eastAsia="Microsoft YaHei" w:hAnsi="Courier New"/>
+          <w:color w:val="24343C"/>
+          <w:sz w:val="18"/>
+          <w:szCs w:val="18"/>
+        </w:rPr>
+        <w:t xml:space="preserve">        r = client.chat.completions.create(model=model,</w:t>
+      </w:r>
+    </w:p>
+    <w:p>
+      <w:pPr>
+        <w:pBdr>
+          <w:left w:val="single" w:color="8FA6AD" w:sz="10" w:space="8"/>
+        </w:pBdr>
+        <w:shd w:fill="F4F6F7" w:val="clear"/>
+        <w:spacing w:after="0" w:before="0" w:line="276" w:lineRule="atLeast"/>
+        <w:ind w:left="240"/>
+        <w:jc w:val="left"/>
+      </w:pPr>
+      <w:r>
+        <w:rPr>
+          <w:rFonts w:ascii="Courier New" w:cs="Courier New" w:eastAsia="Microsoft YaHei" w:hAnsi="Courier New"/>
+          <w:color w:val="24343C"/>
+          <w:sz w:val="18"/>
+          <w:szCs w:val="18"/>
+        </w:rPr>
+        <w:t xml:space="preserve">            messages=[{"role": "user", "content": c["q"]}])</w:t>
+      </w:r>
+    </w:p>
+    <w:p>
+      <w:pPr>
+        <w:pBdr>
+          <w:left w:val="single" w:color="8FA6AD" w:sz="10" w:space="8"/>
+        </w:pBdr>
+        <w:shd w:fill="F4F6F7" w:val="clear"/>
+        <w:spacing w:after="0" w:before="0" w:line="276" w:lineRule="atLeast"/>
+        <w:ind w:left="240"/>
+        <w:jc w:val="left"/>
+      </w:pPr>
+      <w:r>
+        <w:rPr>
+          <w:rFonts w:ascii="Courier New" w:cs="Courier New" w:eastAsia="Microsoft YaHei" w:hAnsi="Courier New"/>
+          <w:color w:val="24343C"/>
+          <w:sz w:val="18"/>
+          <w:szCs w:val="18"/>
+        </w:rPr>
+        <w:t xml:space="preserve">        ans = r.choices[0].message.content</w:t>
+      </w:r>
+    </w:p>
+    <w:p>
+      <w:pPr>
+        <w:pBdr>
+          <w:left w:val="single" w:color="8FA6AD" w:sz="10" w:space="8"/>
+        </w:pBdr>
+        <w:shd w:fill="F4F6F7" w:val="clear"/>
+        <w:spacing w:after="0" w:before="0" w:line="276" w:lineRule="atLeast"/>
+        <w:ind w:left="240"/>
+        <w:jc w:val="left"/>
+      </w:pPr>
+      <w:r>
+        <w:rPr>
+          <w:rFonts w:ascii="Courier New" w:cs="Courier New" w:eastAsia="Microsoft YaHei" w:hAnsi="Courier New"/>
+          <w:color w:val="24343C"/>
+          <w:sz w:val="18"/>
+          <w:szCs w:val="18"/>
+        </w:rPr>
+        <w:t xml:space="preserve">        rec.append({"q": c["q"], "ok": all(k in ans for k in c["must_contain"]),</w:t>
+      </w:r>
+    </w:p>
+    <w:p>
+      <w:pPr>
+        <w:pBdr>
+          <w:left w:val="single" w:color="8FA6AD" w:sz="10" w:space="8"/>
+        </w:pBdr>
+        <w:shd w:fill="F4F6F7" w:val="clear"/>
+        <w:spacing w:after="0" w:before="0" w:line="276" w:lineRule="atLeast"/>
+        <w:ind w:left="240"/>
+        <w:jc w:val="left"/>
+      </w:pPr>
+      <w:r>
+        <w:rPr>
+          <w:rFonts w:ascii="Courier New" w:cs="Courier New" w:eastAsia="Microsoft YaHei" w:hAnsi="Courier New"/>
+          <w:color w:val="24343C"/>
+          <w:sz w:val="18"/>
+          <w:szCs w:val="18"/>
+        </w:rPr>
+        <w:t xml:space="preserve">                    "lat": round(time.time() - t0, 2),</w:t>
+      </w:r>
+    </w:p>
+    <w:p>
+      <w:pPr>
+        <w:pBdr>
+          <w:left w:val="single" w:color="8FA6AD" w:sz="10" w:space="8"/>
+        </w:pBdr>
+        <w:shd w:fill="F4F6F7" w:val="clear"/>
+        <w:spacing w:after="0" w:before="0" w:line="276" w:lineRule="atLeast"/>
+        <w:ind w:left="240"/>
+        <w:jc w:val="left"/>
+      </w:pPr>
+      <w:r>
+        <w:rPr>
+          <w:rFonts w:ascii="Courier New" w:cs="Courier New" w:eastAsia="Microsoft YaHei" w:hAnsi="Courier New"/>
+          <w:color w:val="24343C"/>
+          <w:sz w:val="18"/>
+          <w:szCs w:val="18"/>
+        </w:rPr>
+        <w:t xml:space="preserve">                    "tok": r.usage.total_tokens})</w:t>
+      </w:r>
+    </w:p>
+    <w:p>
+      <w:pPr>
+        <w:pBdr>
+          <w:left w:val="single" w:color="8FA6AD" w:sz="10" w:space="8"/>
+        </w:pBdr>
+        <w:shd w:fill="F4F6F7" w:val="clear"/>
+        <w:spacing w:after="0" w:before="0" w:line="276" w:lineRule="atLeast"/>
+        <w:ind w:left="240"/>
+        <w:jc w:val="left"/>
+      </w:pPr>
+      <w:r>
+        <w:rPr>
+          <w:rFonts w:ascii="Courier New" w:cs="Courier New" w:eastAsia="Microsoft YaHei" w:hAnsi="Courier New"/>
+          <w:color w:val="24343C"/>
+          <w:sz w:val="18"/>
+          <w:szCs w:val="18"/>
+        </w:rPr>
+        <w:t xml:space="preserve">    return rec</w:t>
+      </w:r>
+    </w:p>
+    <w:p>
+      <w:pPr>
+        <w:spacing w:line="312"/>
+        <w:ind w:firstLine="480"/>
+        <w:jc w:val="both"/>
+      </w:pPr>
+      <w:r>
+        <w:rPr>
+          <w:rFonts w:ascii="Calibri" w:eastAsia="Microsoft YaHei"/>
+          <w:color w:val="1A2B33"/>
+          <w:sz w:val="24"/>
+          <w:szCs w:val="24"/>
+        </w:rPr>
+        <w:t xml:space="preserve">验收标准：得到一张两行对比表（质量通过率、平均延迟、平均 token 成本各一列），并能用数据回答"哪个模型更适合我的场景、为什么"——而不是凭感觉。</w:t>
+      </w:r>
+    </w:p>
+    <w:p>
+      <w:pPr>
+        <w:pStyle w:val="Heading2"/>
+        <w:keepNext/>
+        <w:spacing w:after="140" w:before="280" w:line="360" w:lineRule="atLeast"/>
+      </w:pPr>
+      <w:bookmarkStart w:id="100061" w:name="_Toc100061"/>
+      <w:r>
+        <w:rPr>
+          <w:rFonts w:ascii="Calibri" w:eastAsia="SimHei"/>
+          <w:b/>
+          <w:bCs/>
+          <w:color w:val="1B4A5C"/>
+          <w:sz w:val="28"/>
+          <w:szCs w:val="28"/>
+        </w:rPr>
+        <w:t xml:space="preserve">实验 2：推理模型值不值（30 分钟）</w:t>
+      </w:r>
+      <w:bookmarkEnd w:id="100061"/>
+    </w:p>
+    <w:p>
+      <w:pPr>
+        <w:spacing w:line="312"/>
+        <w:ind w:firstLine="480"/>
+        <w:jc w:val="both"/>
+      </w:pPr>
+      <w:r>
+        <w:rPr>
+          <w:rFonts w:ascii="Calibri" w:eastAsia="Microsoft YaHei"/>
+          <w:color w:val="1A2B33"/>
+          <w:sz w:val="24"/>
+          <w:szCs w:val="24"/>
+        </w:rPr>
+        <w:t xml:space="preserve">从评估集挑 5 道数学或逻辑题，用普通模型与推理模型（reasoning_effort 高低两档，见卷04 §4.2）各答一遍，对比正确率与 token 消耗。验收标准：算出"推理模型每提升 1 个百分点正确率，多花多少钱"——这是思考预算甜点区概念的亲身体验。</w:t>
+      </w:r>
+    </w:p>
+    <w:tbl>
+      <w:tblPr>
+        <w:tblW w:type="dxa" w:w="8788"/>
+        <w:tblBorders>
+          <w:top w:val="single" w:color="C8DDE2" w:sz="4"/>
+          <w:left w:val="single" w:color="1B6B7A" w:sz="32"/>
+          <w:bottom w:val="single" w:color="C8DDE2" w:sz="4"/>
+          <w:right w:val="single" w:color="C8DDE2" w:sz="4"/>
+          <w:insideH w:val="none" w:color="FFFFFF" w:sz="0"/>
+          <w:insideV w:val="none" w:color="FFFFFF" w:sz="0"/>
+        </w:tblBorders>
+        <w:tblLayout w:type="fixed"/>
+      </w:tblPr>
+      <w:tblGrid>
+        <w:gridCol w:w="8788"/>
+      </w:tblGrid>
+      <w:tr>
+        <w:trPr>
+          <w:cantSplit/>
+        </w:trPr>
+        <w:tc>
+          <w:tcPr>
+            <w:shd w:fill="EEF5F7" w:val="clear"/>
+            <w:tcMar>
+              <w:top w:type="dxa" w:w="160"/>
+              <w:left w:type="dxa" w:w="240"/>
+              <w:bottom w:type="dxa" w:w="160"/>
+              <w:right w:type="dxa" w:w="200"/>
+            </w:tcMar>
+          </w:tcPr>
+          <w:p>
+            <w:pPr>
+              <w:spacing w:after="80" w:line="312"/>
+            </w:pPr>
+            <w:r>
+              <w:rPr>
+                <w:rFonts w:ascii="Calibri" w:eastAsia="SimHei"/>
+                <w:b/>
+                <w:bCs/>
+                <w:color w:val="1B6B7A"/>
+                <w:sz w:val="22"/>
+                <w:szCs w:val="22"/>
+              </w:rPr>
+              <w:t xml:space="preserve">◆ 常见翻车</w:t>
+            </w:r>
+          </w:p>
+          <w:p>
+            <w:pPr>
+              <w:spacing w:line="312"/>
+              <w:jc w:val="both"/>
+            </w:pPr>
+            <w:r>
+              <w:rPr>
+                <w:rFonts w:ascii="Calibri" w:eastAsia="Microsoft YaHei"/>
+                <w:color w:val="1A2B33"/>
+                <w:sz w:val="22"/>
+                <w:szCs w:val="22"/>
+              </w:rPr>
+              <w:t xml:space="preserve">评估题别用"网红题"（可能已在训练数据里）；判分关键词至少两个且别全句匹配——否则你在测字符串匹配而不是能力。</w:t>
+            </w:r>
+          </w:p>
+        </w:tc>
+      </w:tr>
+    </w:tbl>
+    <w:p>
+      <w:pPr>
+        <w:spacing w:after="100"/>
+      </w:pPr>
+    </w:p>
+    <w:p>
+      <w:pPr>
+        <w:pStyle w:val="Heading1"/>
+        <w:keepNext/>
+        <w:spacing w:after="200" w:before="360" w:line="400" w:lineRule="atLeast"/>
+      </w:pPr>
+      <w:bookmarkStart w:id="100062" w:name="_Toc100062"/>
+      <w:r>
+        <w:rPr>
+          <w:rFonts w:ascii="Calibri" w:eastAsia="SimHei"/>
+          <w:b/>
+          <w:bCs/>
+          <w:color w:val="16324A"/>
+          <w:sz w:val="32"/>
+          <w:szCs w:val="32"/>
+        </w:rPr>
         <w:t xml:space="preserve">思考与练习</w:t>
       </w:r>
-      <w:bookmarkEnd w:id="100059"/>
+      <w:bookmarkEnd w:id="100062"/>
     </w:p>
     <w:p>
       <w:pPr>
@@ -19324,7 +20339,7 @@
         <w:keepNext/>
         <w:spacing w:after="200" w:before="360" w:line="400" w:lineRule="atLeast"/>
       </w:pPr>
-      <w:bookmarkStart w:id="100060" w:name="_Toc100060"/>
+      <w:bookmarkStart w:id="100063" w:name="_Toc100063"/>
       <w:r>
         <w:rPr>
           <w:rFonts w:ascii="Calibri" w:eastAsia="SimHei"/>
@@ -19334,9 +20349,538 @@
           <w:sz w:val="32"/>
           <w:szCs w:val="32"/>
         </w:rPr>
+        <w:t xml:space="preserve">面试题精选（附参考答案）</w:t>
+      </w:r>
+      <w:bookmarkEnd w:id="100063"/>
+    </w:p>
+    <w:p>
+      <w:pPr>
+        <w:spacing w:line="312"/>
+        <w:ind w:firstLine="480"/>
+        <w:jc w:val="both"/>
+      </w:pPr>
+      <w:r>
+        <w:rPr>
+          <w:rFonts w:ascii="Calibri" w:eastAsia="Microsoft YaHei"/>
+          <w:color w:val="1A2B33"/>
+          <w:sz w:val="24"/>
+          <w:szCs w:val="24"/>
+        </w:rPr>
+        <w:t xml:space="preserve">本节十道题主要改编自配套面试题集，并依据本卷实际内容做了压缩改写与少量新编，可用于面试准备与自测。题目按由浅入深排列，覆盖 MoE 架构与路由机制、推理模型与思考预算、能力边界与选型决策。答案均为要点式，建议先自行作答再对照，数据与结论的出处已标注章节，细节请回正文复核。</w:t>
+      </w:r>
+    </w:p>
+    <w:p>
+      <w:pPr>
+        <w:pStyle w:val="Heading2"/>
+        <w:keepNext/>
+        <w:spacing w:after="140" w:before="280" w:line="360" w:lineRule="atLeast"/>
+      </w:pPr>
+      <w:bookmarkStart w:id="100064" w:name="_Toc100064"/>
+      <w:r>
+        <w:rPr>
+          <w:rFonts w:ascii="Calibri" w:eastAsia="SimHei"/>
+          <w:b/>
+          <w:bCs/>
+          <w:color w:val="1B4A5C"/>
+          <w:sz w:val="28"/>
+          <w:szCs w:val="28"/>
+        </w:rPr>
+        <w:t xml:space="preserve">题1　什么是 MoE 架构？它解决了稠密模型的什么核心问题？</w:t>
+      </w:r>
+      <w:bookmarkEnd w:id="100064"/>
+    </w:p>
+    <w:p>
+      <w:pPr>
+        <w:spacing w:line="312"/>
+        <w:ind w:firstLine="480"/>
+        <w:jc w:val="both"/>
+      </w:pPr>
+      <w:r>
+        <w:rPr>
+          <w:rFonts w:ascii="Calibri" w:eastAsia="Microsoft YaHei"/>
+          <w:color w:val="1A2B33"/>
+          <w:sz w:val="24"/>
+          <w:szCs w:val="24"/>
+        </w:rPr>
+        <w:t xml:space="preserve">MoE（混合专家）是一种条件计算架构：把 Transformer 中的稠密前馈网络（FFN）替换为 N 个并行的专家小网络加一个路由器，路由器按 token 动态选出 Top-K 个专家激活，再把输出按路由权重加权求和（见本卷 2.1 节）。它针对的是稠密模型的三层天花板：每个 token 都要流经全部参数，算力、显存、延迟随规模线性增长，存在"经济规模上限"。MoE 的核心价值是"用参数容量换计算效率"——总参数可膨胀到万亿级，每次推理只激活其中约 3% 至 10%。例如 DeepSeek-V3 总参约 671B，每次仅激活约 37B（约 5.5%），推理成本与一个 37B 的稠密模型相当，知识容量却大得多（见本卷 1.2、2.5 节）。</w:t>
+      </w:r>
+    </w:p>
+    <w:p>
+      <w:pPr>
+        <w:pStyle w:val="Heading2"/>
+        <w:keepNext/>
+        <w:spacing w:after="140" w:before="280" w:line="360" w:lineRule="atLeast"/>
+      </w:pPr>
+      <w:bookmarkStart w:id="100065" w:name="_Toc100065"/>
+      <w:r>
+        <w:rPr>
+          <w:rFonts w:ascii="Calibri" w:eastAsia="SimHei"/>
+          <w:b/>
+          <w:bCs/>
+          <w:color w:val="1B4A5C"/>
+          <w:sz w:val="28"/>
+          <w:szCs w:val="28"/>
+        </w:rPr>
+        <w:t xml:space="preserve">题2　MoE 的路由机制是如何工作的？Top-K 的 K 值如何选择？</w:t>
+      </w:r>
+      <w:bookmarkEnd w:id="100065"/>
+    </w:p>
+    <w:p>
+      <w:pPr>
+        <w:spacing w:line="312"/>
+        <w:ind w:firstLine="480"/>
+        <w:jc w:val="both"/>
+      </w:pPr>
+      <w:r>
+        <w:rPr>
+          <w:rFonts w:ascii="Calibri" w:eastAsia="Microsoft YaHei"/>
+          <w:color w:val="1A2B33"/>
+          <w:sz w:val="24"/>
+          <w:szCs w:val="24"/>
+        </w:rPr>
+        <w:t xml:space="preserve">一个 token 走过 MoE 层分四步：路由器对 token 的隐藏向量做线性变换得到 N 个 logits，经 softmax 得到各专家被选中的概率；按 Top-K 挑出概率最高的 K 个专家，其余置零；被选中的 K 个专家各自做 FFN 前向；最后按路由权重加权求和，写回隐藏状态（见本卷 2.1 节）。要注意 softmax router 与 top-k gating 不是两种并列方案，而是同一路由机制的两个阶段：前者决定权重比例，后者决定把权重押到哪几个上，缺一不可（见本卷 2.6 节）。K 的选择没有通用最优值，需同时权衡激活参数总量、专家覆盖度与 All-to-All 通信开销，且 K 越大对路由错误的容错越好（见本卷 2.3 节）。</w:t>
+      </w:r>
+    </w:p>
+    <w:p>
+      <w:pPr>
+        <w:pStyle w:val="ListParagraph"/>
+        <w:numPr>
+          <w:ilvl w:val="0"/>
+          <w:numId w:val="1"/>
+        </w:numPr>
+        <w:spacing w:line="312"/>
+      </w:pPr>
+      <w:r>
+        <w:rPr>
+          <w:rFonts w:ascii="Calibri" w:eastAsia="Microsoft YaHei"/>
+          <w:color w:val="1A2B33"/>
+          <w:sz w:val="24"/>
+          <w:szCs w:val="24"/>
+        </w:rPr>
+        <w:t xml:space="preserve">K=1：激活比例约 1/N，计算量最低但容错率最差，适合边缘设备与超低延迟场景。</w:t>
+      </w:r>
+    </w:p>
+    <w:p>
+      <w:pPr>
+        <w:pStyle w:val="ListParagraph"/>
+        <w:numPr>
+          <w:ilvl w:val="0"/>
+          <w:numId w:val="1"/>
+        </w:numPr>
+        <w:spacing w:line="312"/>
+      </w:pPr>
+      <w:r>
+        <w:rPr>
+          <w:rFonts w:ascii="Calibri" w:eastAsia="Microsoft YaHei"/>
+          <w:color w:val="1A2B33"/>
+          <w:sz w:val="24"/>
+          <w:szCs w:val="24"/>
+        </w:rPr>
+        <w:t xml:space="preserve">K=2：Mixtral 8x7B 的选择，低计算量与良好性能的平衡点。</w:t>
+      </w:r>
+    </w:p>
+    <w:p>
+      <w:pPr>
+        <w:pStyle w:val="ListParagraph"/>
+        <w:numPr>
+          <w:ilvl w:val="0"/>
+          <w:numId w:val="1"/>
+        </w:numPr>
+        <w:spacing w:line="312"/>
+      </w:pPr>
+      <w:r>
+        <w:rPr>
+          <w:rFonts w:ascii="Calibri" w:eastAsia="Microsoft YaHei"/>
+          <w:color w:val="1A2B33"/>
+          <w:sz w:val="24"/>
+          <w:szCs w:val="24"/>
+        </w:rPr>
+        <w:t xml:space="preserve">K=4 至 8：生产环境主流配置。</w:t>
+      </w:r>
+    </w:p>
+    <w:p>
+      <w:pPr>
+        <w:pStyle w:val="ListParagraph"/>
+        <w:numPr>
+          <w:ilvl w:val="0"/>
+          <w:numId w:val="1"/>
+        </w:numPr>
+        <w:spacing w:line="312"/>
+      </w:pPr>
+      <w:r>
+        <w:rPr>
+          <w:rFonts w:ascii="Calibri" w:eastAsia="Microsoft YaHei"/>
+          <w:color w:val="1A2B33"/>
+          <w:sz w:val="24"/>
+          <w:szCs w:val="24"/>
+        </w:rPr>
+        <w:t xml:space="preserve">K=N：激活全部专家，退化为稠密模型。</w:t>
+      </w:r>
+    </w:p>
+    <w:p>
+      <w:pPr>
+        <w:pStyle w:val="Heading2"/>
+        <w:keepNext/>
+        <w:spacing w:after="140" w:before="280" w:line="360" w:lineRule="atLeast"/>
+      </w:pPr>
+      <w:bookmarkStart w:id="100066" w:name="_Toc100066"/>
+      <w:r>
+        <w:rPr>
+          <w:rFonts w:ascii="Calibri" w:eastAsia="SimHei"/>
+          <w:b/>
+          <w:bCs/>
+          <w:color w:val="1B4A5C"/>
+          <w:sz w:val="28"/>
+          <w:szCs w:val="28"/>
+        </w:rPr>
+        <w:t xml:space="preserve">题3　什么是路由坍塌？负载均衡损失是如何解决的？</w:t>
+      </w:r>
+      <w:bookmarkEnd w:id="100066"/>
+    </w:p>
+    <w:p>
+      <w:pPr>
+        <w:spacing w:line="312"/>
+        <w:ind w:firstLine="480"/>
+        <w:jc w:val="both"/>
+      </w:pPr>
+      <w:r>
+        <w:rPr>
+          <w:rFonts w:ascii="Calibri" w:eastAsia="Microsoft YaHei"/>
+          <w:color w:val="1A2B33"/>
+          <w:sz w:val="24"/>
+          <w:szCs w:val="24"/>
+        </w:rPr>
+        <w:t xml:space="preserve">路由坍塌指训练中路由器把越来越多的 token 分给少数"热门"专家，这些专家因数据多而变得更强，正反馈不断滚大，最终其余专家几乎不被使用——明明定义了 256 个专家，实际起作用的可能只有 32 个，有效参数大幅缩水（见本卷 2.4 节）。四种主流对策：负载均衡损失，按各专家承接的 token 比例与平均路由概率的乘积求和、再乘专家数 N，分配越均衡该损失越小；路由噪声注入，给路由器 logits 加高斯噪声鼓励探索；专家容量限制，设单专家 token 上限，超限丢弃或重路由；Router Z-Loss，约束 logits 的绝对值防止过自信。注意均衡损失解决的是"专家被用得均匀"即算力利用率问题，并不直接提升任务质量（见本卷 2.6 节）。</w:t>
+      </w:r>
+    </w:p>
+    <w:p>
+      <w:pPr>
+        <w:pStyle w:val="Heading2"/>
+        <w:keepNext/>
+        <w:spacing w:after="140" w:before="280" w:line="360" w:lineRule="atLeast"/>
+      </w:pPr>
+      <w:bookmarkStart w:id="100067" w:name="_Toc100067"/>
+      <w:r>
+        <w:rPr>
+          <w:rFonts w:ascii="Calibri" w:eastAsia="SimHei"/>
+          <w:b/>
+          <w:bCs/>
+          <w:color w:val="1B4A5C"/>
+          <w:sz w:val="28"/>
+          <w:szCs w:val="28"/>
+        </w:rPr>
+        <w:t xml:space="preserve">题4　MoE 稀疏激活有哪些工程挑战？为何"便宜但不省显存"？</w:t>
+      </w:r>
+      <w:bookmarkEnd w:id="100067"/>
+    </w:p>
+    <w:p>
+      <w:pPr>
+        <w:spacing w:line="312"/>
+        <w:ind w:firstLine="480"/>
+        <w:jc w:val="both"/>
+      </w:pPr>
+      <w:r>
+        <w:rPr>
+          <w:rFonts w:ascii="Calibri" w:eastAsia="Microsoft YaHei"/>
+          <w:color w:val="1A2B33"/>
+          <w:sz w:val="24"/>
+          <w:szCs w:val="24"/>
+        </w:rPr>
+        <w:t xml:space="preserve">训练侧三大难题（见本卷 2.4 节）：路由坍塌；All-to-All 通信开销——专家并行下每个 token 要被发送到目标专家所在卡再收回，需通信与计算重叠、Token 丢弃、FP8 通信等优化；数值稳定性——路由权重易出现极端值，需 BF16 与 Z-Loss 稳定化。因此训好一个 MoE 比训好一个稠密模型难一个数量级。部署侧（见本卷 2.8 节）：显存按总参数计算，所有专家必须常驻显存——DeepSeek-V3 的 671B 权重按 BF16 约 1.34TB，需约 17 张 80GB GPU，而单次计算量只相当于 37B 的稠密模型；注意力部分仍是稠密的，长上下文 Agent 的 KV Cache 往往先成为瓶颈（DeepSeek 用 MLA 把 KV 压缩 90% 以上）；低并发交互式负载专家利用率低，离线大批量才能兑现稀疏红利。结论：MoE 适合"显存够大、算力紧张"的场景。</w:t>
+      </w:r>
+    </w:p>
+    <w:p>
+      <w:pPr>
+        <w:pStyle w:val="Heading2"/>
+        <w:keepNext/>
+        <w:spacing w:after="140" w:before="280" w:line="360" w:lineRule="atLeast"/>
+      </w:pPr>
+      <w:bookmarkStart w:id="100068" w:name="_Toc100068"/>
+      <w:r>
+        <w:rPr>
+          <w:rFonts w:ascii="Calibri" w:eastAsia="SimHei"/>
+          <w:b/>
+          <w:bCs/>
+          <w:color w:val="1B4A5C"/>
+          <w:sz w:val="28"/>
+          <w:szCs w:val="28"/>
+        </w:rPr>
+        <w:t xml:space="preserve">题5　什么是推理模型？它与传统 LLM 在训练上有何本质区别？</w:t>
+      </w:r>
+      <w:bookmarkEnd w:id="100068"/>
+    </w:p>
+    <w:p>
+      <w:pPr>
+        <w:spacing w:line="312"/>
+        <w:ind w:firstLine="480"/>
+        <w:jc w:val="both"/>
+      </w:pPr>
+      <w:r>
+        <w:rPr>
+          <w:rFonts w:ascii="Calibri" w:eastAsia="Microsoft YaHei"/>
+          <w:color w:val="1A2B33"/>
+          <w:sz w:val="24"/>
+          <w:szCs w:val="24"/>
+        </w:rPr>
+        <w:t xml:space="preserve">推理模型是通过强化学习专门训练了"内部推理链"的大模型：回答之前先生成一段用户不可见的思考过程（几百到上万 token），再输出凝练后的结论，背后消耗几十倍于普通模型的算力，代表有 OpenAI o1/o3、DeepSeek-R1 以及带扩展思考模式的 Claude 与 Gemini（见本卷 3.1 节）。传统 LLM 以"下一个 token 预测"为训练目标，学会了语言的统计规律，却没有学会有意识地规划多步骤思考，面对数学证明、算法设计等任务容易"流畅地胡说八道"（Fluent Hallucination）。推理模型的解法是把"测试时计算扩展"工程化：训练阶段用数学、代码等可验证奖励做强化学习，推理阶段用 reasoning_effort 或思考预算控制"想多久"（见本卷 3.1、3.2 节）。它与基础架构正交，稠密与 MoE 都能训练成推理模型。</w:t>
+      </w:r>
+    </w:p>
+    <w:p>
+      <w:pPr>
+        <w:pStyle w:val="Heading2"/>
+        <w:keepNext/>
+        <w:spacing w:after="140" w:before="280" w:line="360" w:lineRule="atLeast"/>
+      </w:pPr>
+      <w:bookmarkStart w:id="100069" w:name="_Toc100069"/>
+      <w:r>
+        <w:rPr>
+          <w:rFonts w:ascii="Calibri" w:eastAsia="SimHei"/>
+          <w:b/>
+          <w:bCs/>
+          <w:color w:val="1B4A5C"/>
+          <w:sz w:val="28"/>
+          <w:szCs w:val="28"/>
+        </w:rPr>
+        <w:t xml:space="preserve">题6　GRPO 与 PPO 有何核心差异？GRPO 的优势是什么？</w:t>
+      </w:r>
+      <w:bookmarkEnd w:id="100069"/>
+    </w:p>
+    <w:p>
+      <w:pPr>
+        <w:spacing w:line="312"/>
+        <w:ind w:firstLine="480"/>
+        <w:jc w:val="both"/>
+      </w:pPr>
+      <w:r>
+        <w:rPr>
+          <w:rFonts w:ascii="Calibri" w:eastAsia="Microsoft YaHei"/>
+          <w:color w:val="1A2B33"/>
+          <w:sz w:val="24"/>
+          <w:szCs w:val="24"/>
+        </w:rPr>
+        <w:t xml:space="preserve">GRPO（组相对策略优化）由 DeepSeek 提出，可理解为 PPO 的简化版（见本卷 3.2 节）。核心差异在优势估计：PPO 需要训练独立的价值网络（Critic）估计每个动作的好坏，Critic 训练不稳定且消耗算力；GRPO 认为推理任务只需要"组内相对更好"——对同一问题采样一组（约 8 条）回答，用验证函数给出 0 或 1 的奖励，每条回答的优势等于其奖励减组内均值再除以组内标准差，以组内比较代替 Critic，再用 PPO 风格的策略梯度更新并加 KL 惩罚防止偏离预训练分布太远（见本卷 3.2、3.6 节）。三个优势：更高效，省去 Critic 的训练与推理开销；更稳定，避免 Critic 不稳定导致的策略退化；更简洁，实现与超参更少。组内比较还能自动抵消题目难度，特别适合有可验证奖励的数学与代码任务。</w:t>
+      </w:r>
+    </w:p>
+    <w:p>
+      <w:pPr>
+        <w:pStyle w:val="Heading2"/>
+        <w:keepNext/>
+        <w:spacing w:after="140" w:before="280" w:line="360" w:lineRule="atLeast"/>
+      </w:pPr>
+      <w:bookmarkStart w:id="100070" w:name="_Toc100070"/>
+      <w:r>
+        <w:rPr>
+          <w:rFonts w:ascii="Calibri" w:eastAsia="SimHei"/>
+          <w:b/>
+          <w:bCs/>
+          <w:color w:val="1B4A5C"/>
+          <w:sz w:val="28"/>
+          <w:szCs w:val="28"/>
+        </w:rPr>
+        <w:t xml:space="preserve">题7　推理模型适合哪些任务？什么情况下不应该使用？</w:t>
+      </w:r>
+      <w:bookmarkEnd w:id="100070"/>
+    </w:p>
+    <w:p>
+      <w:pPr>
+        <w:spacing w:line="312"/>
+        <w:ind w:firstLine="480"/>
+        <w:jc w:val="both"/>
+      </w:pPr>
+      <w:r>
+        <w:rPr>
+          <w:rFonts w:ascii="Calibri" w:eastAsia="Microsoft YaHei"/>
+          <w:color w:val="1A2B33"/>
+          <w:sz w:val="24"/>
+          <w:szCs w:val="24"/>
+        </w:rPr>
+        <w:t xml:space="preserve">推理模型不是"更强的模型"，而是"擅长不同任务的模型"（见本卷 3.4 节）。优势任务：数学推理、代码生成与调试、科学分析、多步规划，通常能把传统模型约 70% 的准确率推到 90% 以上。四条局限：一是延迟与成本，思考 token 同样计费且通常占总费用的 70% 到 90%，简单问答用推理模型可能要 8 秒和 8000 token，普通模型只要 1.5 秒和 500 token，质量差异却可能不到 5%；二是过度思考，对简单问题做不必要的复杂推理；三是知识时效，知识仍来自预训练，需 RAG 或工具调用补强；四是错误传播，推理链早期出错会沿错误方向越走越远。判断框架：高价值、低频率、需严谨推理的任务用推理模型；低价值、高频率、答案明确的任务（客服问答、格式转换、简单翻译）用普通模型。</w:t>
+      </w:r>
+    </w:p>
+    <w:p>
+      <w:pPr>
+        <w:pStyle w:val="Heading2"/>
+        <w:keepNext/>
+        <w:spacing w:after="140" w:before="280" w:line="360" w:lineRule="atLeast"/>
+      </w:pPr>
+      <w:bookmarkStart w:id="100071" w:name="_Toc100071"/>
+      <w:r>
+        <w:rPr>
+          <w:rFonts w:ascii="Calibri" w:eastAsia="SimHei"/>
+          <w:b/>
+          <w:bCs/>
+          <w:color w:val="1B4A5C"/>
+          <w:sz w:val="28"/>
+          <w:szCs w:val="28"/>
+        </w:rPr>
+        <w:t xml:space="preserve">题8　什么是思考预算？reasoning_effort 三档如何取舍？</w:t>
+      </w:r>
+      <w:bookmarkEnd w:id="100071"/>
+    </w:p>
+    <w:p>
+      <w:pPr>
+        <w:spacing w:line="312"/>
+        <w:ind w:firstLine="480"/>
+        <w:jc w:val="both"/>
+      </w:pPr>
+      <w:r>
+        <w:rPr>
+          <w:rFonts w:ascii="Calibri" w:eastAsia="Microsoft YaHei"/>
+          <w:color w:val="1A2B33"/>
+          <w:sz w:val="24"/>
+          <w:szCs w:val="24"/>
+        </w:rPr>
+        <w:t xml:space="preserve">思考预算指推理模型在生成最终答案前被允许使用的内部推理 token 数量上限，是"测试时计算"的工程化形式（见本卷 4.1 节）。接口上，OpenAI 用 reasoning_effort 三档控制，Anthropic 用 thinking.budget_tokens 精确指定 token 数，DeepSeek-R1 默认无限制思考、靠 max_tokens 间接约束。预算与质量呈边际递减关系，典型曲线在 2000 到 4000 token 之间存在 Sweet Spot。工程默认建议 medium：先用 medium 跑评估集，对不满意的问题单独升级，比全用 high 节省 60% 以上成本，质量损失通常不到 3%（见本卷 4.3 节）。</w:t>
+      </w:r>
+    </w:p>
+    <w:p>
+      <w:pPr>
+        <w:pStyle w:val="ListParagraph"/>
+        <w:numPr>
+          <w:ilvl w:val="0"/>
+          <w:numId w:val="1"/>
+        </w:numPr>
+        <w:spacing w:line="312"/>
+      </w:pPr>
+      <w:r>
+        <w:rPr>
+          <w:rFonts w:ascii="Calibri" w:eastAsia="Microsoft YaHei"/>
+          <w:color w:val="1A2B33"/>
+          <w:sz w:val="24"/>
+          <w:szCs w:val="24"/>
+        </w:rPr>
+        <w:t xml:space="preserve">low：约 500 至 1000 思考 token，延迟约 1 至 2 秒，适合简单问答、格式转换、翻译、分类，相对成本约 1 倍。</w:t>
+      </w:r>
+    </w:p>
+    <w:p>
+      <w:pPr>
+        <w:pStyle w:val="ListParagraph"/>
+        <w:numPr>
+          <w:ilvl w:val="0"/>
+          <w:numId w:val="1"/>
+        </w:numPr>
+        <w:spacing w:line="312"/>
+      </w:pPr>
+      <w:r>
+        <w:rPr>
+          <w:rFonts w:ascii="Calibri" w:eastAsia="Microsoft YaHei"/>
+          <w:color w:val="1A2B33"/>
+          <w:sz w:val="24"/>
+          <w:szCs w:val="24"/>
+        </w:rPr>
+        <w:t xml:space="preserve">medium：约 2000 至 3000 token，延迟约 3 至 5 秒，适合代码生成、多步分析、文档摘要，相对成本约 3 倍。</w:t>
+      </w:r>
+    </w:p>
+    <w:p>
+      <w:pPr>
+        <w:pStyle w:val="ListParagraph"/>
+        <w:numPr>
+          <w:ilvl w:val="0"/>
+          <w:numId w:val="1"/>
+        </w:numPr>
+        <w:spacing w:line="312"/>
+      </w:pPr>
+      <w:r>
+        <w:rPr>
+          <w:rFonts w:ascii="Calibri" w:eastAsia="Microsoft YaHei"/>
+          <w:color w:val="1A2B33"/>
+          <w:sz w:val="24"/>
+          <w:szCs w:val="24"/>
+        </w:rPr>
+        <w:t xml:space="preserve">high：约 5000 至 10000 token，延迟约 8 至 15 秒，适合数学证明、复杂算法、架构设计，相对成本约 8 至 16 倍。</w:t>
+      </w:r>
+    </w:p>
+    <w:p>
+      <w:pPr>
+        <w:pStyle w:val="Heading2"/>
+        <w:keepNext/>
+        <w:spacing w:after="140" w:before="280" w:line="360" w:lineRule="atLeast"/>
+      </w:pPr>
+      <w:bookmarkStart w:id="100072" w:name="_Toc100072"/>
+      <w:r>
+        <w:rPr>
+          <w:rFonts w:ascii="Calibri" w:eastAsia="SimHei"/>
+          <w:b/>
+          <w:bCs/>
+          <w:color w:val="1B4A5C"/>
+          <w:sz w:val="28"/>
+          <w:szCs w:val="28"/>
+        </w:rPr>
+        <w:t xml:space="preserve">题9　什么是大海捞针测试？工程上如何用好长上下文？</w:t>
+      </w:r>
+      <w:bookmarkEnd w:id="100072"/>
+    </w:p>
+    <w:p>
+      <w:pPr>
+        <w:spacing w:line="312"/>
+        <w:ind w:firstLine="480"/>
+        <w:jc w:val="both"/>
+      </w:pPr>
+      <w:r>
+        <w:rPr>
+          <w:rFonts w:ascii="Calibri" w:eastAsia="Microsoft YaHei"/>
+          <w:color w:val="1A2B33"/>
+          <w:sz w:val="24"/>
+          <w:szCs w:val="24"/>
+        </w:rPr>
+        <w:t xml:space="preserve">大海捞针（Needle in a Haystack）是衡量长上下文有效性的标准方法：在超长文本的不同深度位置（0%、25%、50%、75%、100%）插入一条关键信息作为"针"，提问并统计各位置的检索准确率（见本卷 5.2 节）。它揭示的核心事实是："支持 100 万 token 上下文"不等于"在任意位置都能有效检索"——即使支持百万上下文的模型，在 50% 至 75% 中间位置的检索准确率也可能下降 10 至 30 个百分点，根源是注意力机制的"中间稀释"：中部信息容易被开头与结尾的注意力挤压。四条工程策略：合理分块，把相关度最高的信息放在关键查询位置；信息密度优先，删除无价值的填充内容；结构化标记，用标题与分隔符帮助模型定位；渐进式上下文，先摘要提取关键信息、按需再展开细节。核心思想是把上下文当稀缺资源管理，而不是免费仓库。</w:t>
+      </w:r>
+    </w:p>
+    <w:p>
+      <w:pPr>
+        <w:pStyle w:val="Heading2"/>
+        <w:keepNext/>
+        <w:spacing w:after="140" w:before="280" w:line="360" w:lineRule="atLeast"/>
+      </w:pPr>
+      <w:bookmarkStart w:id="100073" w:name="_Toc100073"/>
+      <w:r>
+        <w:rPr>
+          <w:rFonts w:ascii="Calibri" w:eastAsia="SimHei"/>
+          <w:b/>
+          <w:bCs/>
+          <w:color w:val="1B4A5C"/>
+          <w:sz w:val="28"/>
+          <w:szCs w:val="28"/>
+        </w:rPr>
+        <w:t xml:space="preserve">题10　Agent 选型决策框架分哪四步？如何让结论可复现？</w:t>
+      </w:r>
+      <w:bookmarkEnd w:id="100073"/>
+    </w:p>
+    <w:p>
+      <w:pPr>
+        <w:spacing w:line="312"/>
+        <w:ind w:firstLine="480"/>
+        <w:jc w:val="both"/>
+      </w:pPr>
+      <w:r>
+        <w:rPr>
+          <w:rFonts w:ascii="Calibri" w:eastAsia="Microsoft YaHei"/>
+          <w:color w:val="1A2B33"/>
+          <w:sz w:val="24"/>
+          <w:szCs w:val="24"/>
+        </w:rPr>
+        <w:t xml:space="preserve">本卷给出四阶段决策框架（见本卷 5.4 节）：任务画像，按复杂度、频率、价值密度、延迟要求拆解任务，产出任务画像表；硬约束筛查，列出合规（数据能否出境）、延迟上限、成本上限、能力要求等不可妥协条件，产出候选模型白名单；四维权衡，对通过筛查的候选按复杂度、延迟、成本、部署约束加权评分，产出 Top-3 候选清单；候选评测与上线回评，实测后产出评估报告并持续复评。评测协议（见本卷 5.7 节）：从生产日志抽 20 道代表题、每题配明确的通过判据并冻结纳入版本管理；对每个候选跑质量、成本（含思考 token）、延迟（P95）三维评分卡，归一化后按业务权重合成；两个候选质量接近（20 题差 1 到 2 题）时不足以分胜负，应回到成本与延迟裁决或扩充到 50 题再测。选型的本质不是挑商品，而是建立一套关于模型的持续测量系统。</w:t>
+      </w:r>
+    </w:p>
+    <w:p>
+      <w:pPr>
+        <w:pStyle w:val="Heading1"/>
+        <w:keepNext/>
+        <w:spacing w:after="200" w:before="360" w:line="400" w:lineRule="atLeast"/>
+      </w:pPr>
+      <w:bookmarkStart w:id="100074" w:name="_Toc100074"/>
+      <w:r>
+        <w:rPr>
+          <w:rFonts w:ascii="Calibri" w:eastAsia="SimHei"/>
+          <w:b/>
+          <w:bCs/>
+          <w:color w:val="16324A"/>
+          <w:sz w:val="32"/>
+          <w:szCs w:val="32"/>
+        </w:rPr>
         <w:t xml:space="preserve">下一卷预告</w:t>
       </w:r>
-      <w:bookmarkEnd w:id="100060"/>
+      <w:bookmarkEnd w:id="100074"/>
     </w:p>
     <w:p>
       <w:pPr>
